--- a/az/wisdom-stories/three-questions.docx
+++ b/az/wisdom-stories/three-questions.docx
@@ -170,7 +170,7 @@
         <w:rPr>
           <w:lang/>
         </w:rPr>
-        <w:t>Vəzir xələtini çıxardı, nökəri geyindi. Özü isə nökərin köhnə paltarını əyninə keçirdi.</w:t>
+        <w:t>Vəzir xələtini çıxardı, nökəri də onu geyindi. Özü isə nökərin köhnə paltarını əyninə keçirdi.</w:t>
       </w:r>
     </w:p>
     <w:p>
